--- a/plantilla/inspeccionsecador.docx
+++ b/plantilla/inspeccionsecador.docx
@@ -99,21 +99,12 @@
           <w:bCs w:val="0"/>
         </w:rPr>
       </w:pPr>
-      <w:proofErr w:type="gramStart"/>
       <w:r>
         <w:rPr>
           <w:b w:val="0"/>
           <w:bCs w:val="0"/>
         </w:rPr>
-        <w:t>{{ fecha</w:t>
-      </w:r>
-      <w:proofErr w:type="gramEnd"/>
-      <w:r>
-        <w:rPr>
-          <w:b w:val="0"/>
-          <w:bCs w:val="0"/>
-        </w:rPr>
-        <w:t xml:space="preserve"> }}</w:t>
+        <w:t>{{ fecha }}</w:t>
       </w:r>
     </w:p>
     <w:p>
@@ -156,49 +147,7 @@
         <w:rPr>
           <w:color w:val="000000"/>
         </w:rPr>
-        <w:t xml:space="preserve">Contacto: </w:t>
-      </w:r>
-      <w:proofErr w:type="gramStart"/>
-      <w:r>
-        <w:rPr>
-          <w:color w:val="000000"/>
-        </w:rPr>
-        <w:t xml:space="preserve">{{ </w:t>
-      </w:r>
-      <w:proofErr w:type="spellStart"/>
-      <w:r>
-        <w:rPr>
-          <w:color w:val="000000"/>
-        </w:rPr>
-        <w:t>cliente</w:t>
-      </w:r>
-      <w:proofErr w:type="gramEnd"/>
-      <w:r>
-        <w:rPr>
-          <w:color w:val="000000"/>
-        </w:rPr>
-        <w:t>_</w:t>
-      </w:r>
-      <w:proofErr w:type="gramStart"/>
-      <w:r>
-        <w:rPr>
-          <w:color w:val="000000"/>
-        </w:rPr>
-        <w:t>contacto</w:t>
-      </w:r>
-      <w:proofErr w:type="spellEnd"/>
-      <w:r>
-        <w:rPr>
-          <w:color w:val="000000"/>
-        </w:rPr>
-        <w:t xml:space="preserve"> }</w:t>
-      </w:r>
-      <w:proofErr w:type="gramEnd"/>
-      <w:r>
-        <w:rPr>
-          <w:color w:val="000000"/>
-        </w:rPr>
-        <w:t>}</w:t>
+        <w:t>Contacto: {{ cliente_contacto }}</w:t>
       </w:r>
     </w:p>
     <w:p>
@@ -295,7 +244,7 @@
               </wp:anchor>
             </w:drawing>
           </mc:Choice>
-          <mc:Fallback xmlns:sl="http://schemas.openxmlformats.org/schemaLibrary/2006/main" xmlns:a="http://schemas.openxmlformats.org/drawingml/2006/main" xmlns:pic="http://schemas.openxmlformats.org/drawingml/2006/picture" xmlns:c="http://schemas.openxmlformats.org/drawingml/2006/chart" xmlns:lc="http://schemas.openxmlformats.org/drawingml/2006/lockedCanvas" xmlns:dgm="http://schemas.openxmlformats.org/drawingml/2006/diagram" xmlns="http://schemas.microsoft.com/office/tasks/2019/documenttasks" xmlns:cr="http://schemas.microsoft.com/office/comments/2020/reactions">
+          <mc:Fallback xmlns:cr="http://schemas.microsoft.com/office/comments/2020/reactions" xmlns="http://schemas.microsoft.com/office/tasks/2019/documenttasks" xmlns:dgm="http://schemas.openxmlformats.org/drawingml/2006/diagram" xmlns:lc="http://schemas.openxmlformats.org/drawingml/2006/lockedCanvas" xmlns:c="http://schemas.openxmlformats.org/drawingml/2006/chart" xmlns:pic="http://schemas.openxmlformats.org/drawingml/2006/picture" xmlns:a="http://schemas.openxmlformats.org/drawingml/2006/main" xmlns:sl="http://schemas.openxmlformats.org/schemaLibrary/2006/main">
             <w:drawing>
               <wp:anchor allowOverlap="1" behindDoc="0" distB="0" distT="0" distL="0" distR="0" hidden="0" layoutInCell="1" locked="0" relativeHeight="0" simplePos="0">
                 <wp:simplePos x="0" y="0"/>
@@ -363,73 +312,7 @@
         <w:ind w:left="152"/>
       </w:pPr>
       <w:r>
-        <w:t xml:space="preserve">Se realizó </w:t>
-      </w:r>
-      <w:proofErr w:type="gramStart"/>
-      <w:r>
-        <w:t xml:space="preserve">{{ </w:t>
-      </w:r>
-      <w:proofErr w:type="spellStart"/>
-      <w:r>
-        <w:t>tipo</w:t>
-      </w:r>
-      <w:proofErr w:type="gramEnd"/>
-      <w:r>
-        <w:t>_</w:t>
-      </w:r>
-      <w:proofErr w:type="gramStart"/>
-      <w:r>
-        <w:t>intervencion</w:t>
-      </w:r>
-      <w:proofErr w:type="spellEnd"/>
-      <w:r>
-        <w:t xml:space="preserve"> }</w:t>
-      </w:r>
-      <w:proofErr w:type="gramEnd"/>
-      <w:r>
-        <w:t xml:space="preserve">} a equipo </w:t>
-      </w:r>
-      <w:proofErr w:type="gramStart"/>
-      <w:r>
-        <w:t>secador  {{ modelo</w:t>
-      </w:r>
-      <w:proofErr w:type="gramEnd"/>
-      <w:r>
-        <w:t xml:space="preserve"> }} con TAG identificador </w:t>
-      </w:r>
-      <w:proofErr w:type="gramStart"/>
-      <w:r>
-        <w:t>{{ tag</w:t>
-      </w:r>
-      <w:proofErr w:type="gramEnd"/>
-      <w:r>
-        <w:t xml:space="preserve"> }} de </w:t>
-      </w:r>
-      <w:proofErr w:type="gramStart"/>
-      <w:r>
-        <w:t xml:space="preserve">{{ </w:t>
-      </w:r>
-      <w:proofErr w:type="spellStart"/>
-      <w:r>
-        <w:t>ubicacion</w:t>
-      </w:r>
-      <w:proofErr w:type="spellEnd"/>
-      <w:proofErr w:type="gramEnd"/>
-      <w:r>
-        <w:t xml:space="preserve"> }}, </w:t>
-      </w:r>
-      <w:proofErr w:type="gramStart"/>
-      <w:r>
-        <w:t xml:space="preserve">{{ </w:t>
-      </w:r>
-      <w:proofErr w:type="spellStart"/>
-      <w:r>
-        <w:t>area</w:t>
-      </w:r>
-      <w:proofErr w:type="spellEnd"/>
-      <w:proofErr w:type="gramEnd"/>
-      <w:r>
-        <w:t xml:space="preserve"> }}, conforme a procedimientos internos y buenas prácticas de mantenimiento.</w:t>
+        <w:t>Se realizó {{ tipo_intervencion }} a equipo secador  {{ modelo }} con TAG identificador {{ tag }} de {{ ubicacion }}, {{ area }}, conforme a procedimientos internos y buenas prácticas de mantenimiento.</w:t>
       </w:r>
     </w:p>
     <w:p>
@@ -621,51 +504,22 @@
           <w:between w:val="nil"/>
         </w:pBdr>
         <w:spacing w:before="198"/>
+        <w:ind w:firstLine="304"/>
         <w:rPr>
           <w:color w:val="000000"/>
         </w:rPr>
       </w:pPr>
-      <w:proofErr w:type="gramStart"/>
       <w:r>
         <w:rPr>
           <w:color w:val="000000"/>
         </w:rPr>
-        <w:t xml:space="preserve">{{ </w:t>
-      </w:r>
-      <w:proofErr w:type="spellStart"/>
+        <w:t xml:space="preserve"> </w:t>
+      </w:r>
       <w:r>
         <w:rPr>
           <w:color w:val="000000"/>
         </w:rPr>
-        <w:t>estado</w:t>
-      </w:r>
-      <w:proofErr w:type="gramEnd"/>
-      <w:r>
-        <w:rPr>
-          <w:color w:val="000000"/>
-        </w:rPr>
-        <w:t>_</w:t>
-      </w:r>
-      <w:proofErr w:type="gramStart"/>
-      <w:r>
-        <w:rPr>
-          <w:color w:val="000000"/>
-        </w:rPr>
-        <w:t>entrega</w:t>
-      </w:r>
-      <w:proofErr w:type="spellEnd"/>
-      <w:r>
-        <w:rPr>
-          <w:color w:val="000000"/>
-        </w:rPr>
-        <w:t xml:space="preserve"> }</w:t>
-      </w:r>
-      <w:proofErr w:type="gramEnd"/>
-      <w:r>
-        <w:rPr>
-          <w:color w:val="000000"/>
-        </w:rPr>
-        <w:t>}</w:t>
+        <w:t>{{ estado_entrega }}</w:t>
       </w:r>
     </w:p>
     <w:p>
@@ -709,23 +563,7 @@
           <w:b w:val="0"/>
           <w:bCs w:val="0"/>
         </w:rPr>
-        <w:t xml:space="preserve"> </w:t>
-      </w:r>
-      <w:proofErr w:type="gramStart"/>
-      <w:r>
-        <w:rPr>
-          <w:b w:val="0"/>
-          <w:bCs w:val="0"/>
-        </w:rPr>
-        <w:t>{{ recomendaciones</w:t>
-      </w:r>
-      <w:proofErr w:type="gramEnd"/>
-      <w:r>
-        <w:rPr>
-          <w:b w:val="0"/>
-          <w:bCs w:val="0"/>
-        </w:rPr>
-        <w:t xml:space="preserve"> }}</w:t>
+        <w:t xml:space="preserve"> {{ recomendaciones }}</w:t>
       </w:r>
     </w:p>
     <w:p>
@@ -935,19 +773,11 @@
                 <w:color w:val="000000"/>
               </w:rPr>
             </w:pPr>
-            <w:proofErr w:type="gramStart"/>
             <w:r>
               <w:rPr>
                 <w:color w:val="000000"/>
               </w:rPr>
-              <w:t>{{ fecha</w:t>
-            </w:r>
-            <w:proofErr w:type="gramEnd"/>
-            <w:r>
-              <w:rPr>
-                <w:color w:val="000000"/>
-              </w:rPr>
-              <w:t xml:space="preserve"> }}</w:t>
+              <w:t>{{ fecha }}</w:t>
             </w:r>
           </w:p>
         </w:tc>
@@ -970,19 +800,11 @@
                 <w:color w:val="000000"/>
               </w:rPr>
             </w:pPr>
-            <w:proofErr w:type="gramStart"/>
             <w:r>
               <w:rPr>
                 <w:color w:val="000000"/>
               </w:rPr>
-              <w:t>{{ tecnico</w:t>
-            </w:r>
-            <w:proofErr w:type="gramEnd"/>
-            <w:r>
-              <w:rPr>
-                <w:color w:val="000000"/>
-              </w:rPr>
-              <w:t>_1 }}</w:t>
+              <w:t>{{ tecnico_1 }}</w:t>
             </w:r>
           </w:p>
         </w:tc>
@@ -1058,19 +880,11 @@
                 <w:color w:val="000000"/>
               </w:rPr>
             </w:pPr>
-            <w:proofErr w:type="gramStart"/>
             <w:r>
               <w:rPr>
                 <w:color w:val="000000"/>
               </w:rPr>
-              <w:t>{{ fecha</w:t>
-            </w:r>
-            <w:proofErr w:type="gramEnd"/>
-            <w:r>
-              <w:rPr>
-                <w:color w:val="000000"/>
-              </w:rPr>
-              <w:t xml:space="preserve"> }}</w:t>
+              <w:t>{{ fecha }}</w:t>
             </w:r>
           </w:p>
         </w:tc>
@@ -1093,19 +907,11 @@
                 <w:color w:val="000000"/>
               </w:rPr>
             </w:pPr>
-            <w:proofErr w:type="gramStart"/>
             <w:r>
               <w:rPr>
                 <w:color w:val="000000"/>
               </w:rPr>
-              <w:t>{{ tecnico</w:t>
-            </w:r>
-            <w:proofErr w:type="gramEnd"/>
-            <w:r>
-              <w:rPr>
-                <w:color w:val="000000"/>
-              </w:rPr>
-              <w:t>_2 }}</w:t>
+              <w:t>{{ tecnico_2 }}</w:t>
             </w:r>
           </w:p>
         </w:tc>
@@ -1319,33 +1125,11 @@
                 <w:color w:val="000000"/>
               </w:rPr>
             </w:pPr>
-            <w:proofErr w:type="gramStart"/>
             <w:r>
               <w:rPr>
                 <w:color w:val="000000"/>
               </w:rPr>
-              <w:t xml:space="preserve">{{ </w:t>
-            </w:r>
-            <w:proofErr w:type="spellStart"/>
-            <w:r>
-              <w:rPr>
-                <w:color w:val="000000"/>
-              </w:rPr>
-              <w:t>equipo</w:t>
-            </w:r>
-            <w:proofErr w:type="gramEnd"/>
-            <w:r>
-              <w:rPr>
-                <w:color w:val="000000"/>
-              </w:rPr>
-              <w:t>_modelo</w:t>
-            </w:r>
-            <w:proofErr w:type="spellEnd"/>
-            <w:r>
-              <w:rPr>
-                <w:color w:val="000000"/>
-              </w:rPr>
-              <w:t xml:space="preserve"> }}</w:t>
+              <w:t>{{ equipo_modelo }}</w:t>
             </w:r>
           </w:p>
         </w:tc>
@@ -1406,19 +1190,11 @@
                 <w:color w:val="000000"/>
               </w:rPr>
             </w:pPr>
-            <w:proofErr w:type="gramStart"/>
             <w:r>
               <w:rPr>
                 <w:color w:val="000000"/>
               </w:rPr>
-              <w:t>{{ fecha</w:t>
-            </w:r>
-            <w:proofErr w:type="gramEnd"/>
-            <w:r>
-              <w:rPr>
-                <w:color w:val="000000"/>
-              </w:rPr>
-              <w:t xml:space="preserve"> }}</w:t>
+              <w:t>{{ fecha }}</w:t>
             </w:r>
           </w:p>
         </w:tc>
@@ -1477,19 +1253,11 @@
                 <w:color w:val="000000"/>
               </w:rPr>
             </w:pPr>
-            <w:proofErr w:type="gramStart"/>
             <w:r>
               <w:rPr>
                 <w:color w:val="000000"/>
               </w:rPr>
-              <w:t>{{ serie</w:t>
-            </w:r>
-            <w:proofErr w:type="gramEnd"/>
-            <w:r>
-              <w:rPr>
-                <w:color w:val="000000"/>
-              </w:rPr>
-              <w:t xml:space="preserve"> }}</w:t>
+              <w:t>{{ serie }}</w:t>
             </w:r>
           </w:p>
         </w:tc>
@@ -1607,33 +1375,11 @@
                 <w:color w:val="000000"/>
               </w:rPr>
             </w:pPr>
-            <w:proofErr w:type="gramStart"/>
             <w:r>
               <w:rPr>
                 <w:color w:val="000000"/>
               </w:rPr>
-              <w:t xml:space="preserve">{{ </w:t>
-            </w:r>
-            <w:proofErr w:type="spellStart"/>
-            <w:r>
-              <w:rPr>
-                <w:color w:val="000000"/>
-              </w:rPr>
-              <w:t>horas</w:t>
-            </w:r>
-            <w:proofErr w:type="gramEnd"/>
-            <w:r>
-              <w:rPr>
-                <w:color w:val="000000"/>
-              </w:rPr>
-              <w:t>_marcha</w:t>
-            </w:r>
-            <w:proofErr w:type="spellEnd"/>
-            <w:r>
-              <w:rPr>
-                <w:color w:val="000000"/>
-              </w:rPr>
-              <w:t xml:space="preserve"> }}</w:t>
+              <w:t>{{ horas_marcha }}</w:t>
             </w:r>
           </w:p>
         </w:tc>
@@ -1687,33 +1433,11 @@
                 <w:color w:val="000000"/>
               </w:rPr>
             </w:pPr>
-            <w:proofErr w:type="gramStart"/>
             <w:r>
               <w:rPr>
                 <w:color w:val="000000"/>
               </w:rPr>
-              <w:t xml:space="preserve">{{ </w:t>
-            </w:r>
-            <w:proofErr w:type="spellStart"/>
-            <w:r>
-              <w:rPr>
-                <w:color w:val="000000"/>
-              </w:rPr>
-              <w:t>tipo</w:t>
-            </w:r>
-            <w:proofErr w:type="gramEnd"/>
-            <w:r>
-              <w:rPr>
-                <w:color w:val="000000"/>
-              </w:rPr>
-              <w:t>_orden</w:t>
-            </w:r>
-            <w:proofErr w:type="spellEnd"/>
-            <w:r>
-              <w:rPr>
-                <w:color w:val="000000"/>
-              </w:rPr>
-              <w:t xml:space="preserve"> }}</w:t>
+              <w:t>{{ tipo_orden }}</w:t>
             </w:r>
           </w:p>
         </w:tc>
@@ -2007,58 +1731,16 @@
             <w:pPr>
               <w:spacing w:before="16"/>
             </w:pPr>
-            <w:proofErr w:type="gramStart"/>
             <w:r>
-              <w:t xml:space="preserve">{{ </w:t>
+              <w:t>{{ horas_marcha }}</w:t>
             </w:r>
-            <w:proofErr w:type="spellStart"/>
+          </w:p>
+          <w:p>
+            <w:pPr>
+              <w:spacing w:before="32" w:line="273" w:lineRule="auto"/>
+            </w:pPr>
             <w:r>
-              <w:t>horas</w:t>
-            </w:r>
-            <w:proofErr w:type="gramEnd"/>
-            <w:r>
-              <w:t>_</w:t>
-            </w:r>
-            <w:proofErr w:type="gramStart"/>
-            <w:r>
-              <w:t>marcha</w:t>
-            </w:r>
-            <w:proofErr w:type="spellEnd"/>
-            <w:r>
-              <w:t xml:space="preserve"> }</w:t>
-            </w:r>
-            <w:proofErr w:type="gramEnd"/>
-            <w:r>
-              <w:t>}</w:t>
-            </w:r>
-          </w:p>
-          <w:p>
-            <w:pPr>
-              <w:spacing w:before="32" w:line="273" w:lineRule="auto"/>
-            </w:pPr>
-            <w:proofErr w:type="gramStart"/>
-            <w:r>
-              <w:t xml:space="preserve">{{ </w:t>
-            </w:r>
-            <w:proofErr w:type="spellStart"/>
-            <w:r>
-              <w:t>horas</w:t>
-            </w:r>
-            <w:proofErr w:type="gramEnd"/>
-            <w:r>
-              <w:t>_</w:t>
-            </w:r>
-            <w:proofErr w:type="gramStart"/>
-            <w:r>
-              <w:t>carga</w:t>
-            </w:r>
-            <w:proofErr w:type="spellEnd"/>
-            <w:r>
-              <w:t xml:space="preserve"> }</w:t>
-            </w:r>
-            <w:proofErr w:type="gramEnd"/>
-            <w:r>
-              <w:t>}</w:t>
+              <w:t>{{ horas_carga }}</w:t>
             </w:r>
           </w:p>
           <w:p>
@@ -2281,7 +1963,6 @@
                                 <w:szCs w:val="40"/>
                               </w:rPr>
                             </w:pPr>
-                            <w:proofErr w:type="gramStart"/>
                             <w:r>
                               <w:rPr>
                                 <w:rFonts w:ascii="Arial" w:eastAsia="Arial" w:hAnsi="Arial" w:cs="Arial"/>
@@ -2289,57 +1970,7 @@
                                 <w:sz w:val="40"/>
                                 <w:szCs w:val="40"/>
                               </w:rPr>
-                              <w:t xml:space="preserve">{{ </w:t>
-                            </w:r>
-                            <w:proofErr w:type="spellStart"/>
-                            <w:r>
-                              <w:rPr>
-                                <w:rFonts w:ascii="Arial" w:eastAsia="Arial" w:hAnsi="Arial" w:cs="Arial"/>
-                                <w:color w:val="000000"/>
-                                <w:sz w:val="40"/>
-                                <w:szCs w:val="40"/>
-                              </w:rPr>
-                              <w:t>firma</w:t>
-                            </w:r>
-                            <w:proofErr w:type="gramEnd"/>
-                            <w:r>
-                              <w:rPr>
-                                <w:rFonts w:ascii="Arial" w:eastAsia="Arial" w:hAnsi="Arial" w:cs="Arial"/>
-                                <w:color w:val="000000"/>
-                                <w:sz w:val="40"/>
-                                <w:szCs w:val="40"/>
-                              </w:rPr>
-                              <w:t>_</w:t>
-                            </w:r>
-                            <w:proofErr w:type="gramStart"/>
-                            <w:r>
-                              <w:rPr>
-                                <w:rFonts w:ascii="Arial" w:eastAsia="Arial" w:hAnsi="Arial" w:cs="Arial"/>
-                                <w:color w:val="000000"/>
-                                <w:sz w:val="40"/>
-                                <w:szCs w:val="40"/>
-                              </w:rPr>
-                              <w:t>cliente</w:t>
-                            </w:r>
-                            <w:proofErr w:type="spellEnd"/>
-                            <w:r>
-                              <w:rPr>
-                                <w:rFonts w:ascii="Arial" w:eastAsia="Arial" w:hAnsi="Arial" w:cs="Arial"/>
-                                <w:color w:val="000000"/>
-                                <w:sz w:val="40"/>
-                                <w:szCs w:val="40"/>
-                              </w:rPr>
-                              <w:t xml:space="preserve"> }</w:t>
-                            </w:r>
-                            <w:proofErr w:type="gramEnd"/>
-                            <w:r>
-                              <w:rPr>
-                                <w:rFonts w:ascii="Arial" w:eastAsia="Arial" w:hAnsi="Arial" w:cs="Arial"/>
-                                <w:color w:val="000000"/>
-                                <w:sz w:val="40"/>
-                                <w:szCs w:val="40"/>
-                              </w:rPr>
-                              <w:t>}</w:t>
+                              <w:t>{{ firma_cliente }}</w:t>
                             </w:r>
                           </w:p>
                         </w:txbxContent>
@@ -2475,7 +2106,6 @@
                                 <w:szCs w:val="40"/>
                               </w:rPr>
                             </w:pPr>
-                            <w:proofErr w:type="gramStart"/>
                             <w:r>
                               <w:rPr>
                                 <w:rFonts w:ascii="Arial" w:eastAsia="Arial" w:hAnsi="Arial" w:cs="Arial"/>
@@ -2483,57 +2113,7 @@
                                 <w:sz w:val="40"/>
                                 <w:szCs w:val="40"/>
                               </w:rPr>
-                              <w:t xml:space="preserve">{{ </w:t>
-                            </w:r>
-                            <w:proofErr w:type="spellStart"/>
-                            <w:r>
-                              <w:rPr>
-                                <w:rFonts w:ascii="Arial" w:eastAsia="Arial" w:hAnsi="Arial" w:cs="Arial"/>
-                                <w:color w:val="000000"/>
-                                <w:sz w:val="40"/>
-                                <w:szCs w:val="40"/>
-                              </w:rPr>
-                              <w:t>firma</w:t>
-                            </w:r>
-                            <w:proofErr w:type="gramEnd"/>
-                            <w:r>
-                              <w:rPr>
-                                <w:rFonts w:ascii="Arial" w:eastAsia="Arial" w:hAnsi="Arial" w:cs="Arial"/>
-                                <w:color w:val="000000"/>
-                                <w:sz w:val="40"/>
-                                <w:szCs w:val="40"/>
-                              </w:rPr>
-                              <w:t>_</w:t>
-                            </w:r>
-                            <w:proofErr w:type="gramStart"/>
-                            <w:r>
-                              <w:rPr>
-                                <w:rFonts w:ascii="Arial" w:eastAsia="Arial" w:hAnsi="Arial" w:cs="Arial"/>
-                                <w:color w:val="000000"/>
-                                <w:sz w:val="40"/>
-                                <w:szCs w:val="40"/>
-                              </w:rPr>
-                              <w:t>tecnico</w:t>
-                            </w:r>
-                            <w:proofErr w:type="spellEnd"/>
-                            <w:r>
-                              <w:rPr>
-                                <w:rFonts w:ascii="Arial" w:eastAsia="Arial" w:hAnsi="Arial" w:cs="Arial"/>
-                                <w:color w:val="000000"/>
-                                <w:sz w:val="40"/>
-                                <w:szCs w:val="40"/>
-                              </w:rPr>
-                              <w:t xml:space="preserve"> }</w:t>
-                            </w:r>
-                            <w:proofErr w:type="gramEnd"/>
-                            <w:r>
-                              <w:rPr>
-                                <w:rFonts w:ascii="Arial" w:eastAsia="Arial" w:hAnsi="Arial" w:cs="Arial"/>
-                                <w:color w:val="000000"/>
-                                <w:sz w:val="40"/>
-                                <w:szCs w:val="40"/>
-                              </w:rPr>
-                              <w:t>}</w:t>
+                              <w:t>{{ firma_tecnico }}</w:t>
                             </w:r>
                           </w:p>
                         </w:txbxContent>
@@ -2645,142 +2225,12 @@
           <w:lang w:val="en-US"/>
         </w:rPr>
       </w:pPr>
-      <w:proofErr w:type="spellStart"/>
       <w:r>
         <w:rPr>
           <w:color w:val="000000"/>
           <w:lang w:val="en-US"/>
         </w:rPr>
-        <w:t>Firmado</w:t>
-      </w:r>
-      <w:proofErr w:type="spellEnd"/>
-      <w:r>
-        <w:rPr>
-          <w:color w:val="000000"/>
-          <w:lang w:val="en-US"/>
-        </w:rPr>
-        <w:t xml:space="preserve"> </w:t>
-      </w:r>
-      <w:proofErr w:type="spellStart"/>
-      <w:r>
-        <w:rPr>
-          <w:color w:val="000000"/>
-          <w:lang w:val="en-US"/>
-        </w:rPr>
-        <w:t>por</w:t>
-      </w:r>
-      <w:proofErr w:type="spellEnd"/>
-      <w:r>
-        <w:rPr>
-          <w:color w:val="000000"/>
-          <w:lang w:val="en-US"/>
-        </w:rPr>
-        <w:t xml:space="preserve"> </w:t>
-      </w:r>
-      <w:proofErr w:type="gramStart"/>
-      <w:r>
-        <w:rPr>
-          <w:color w:val="000000"/>
-          <w:lang w:val="en-US"/>
-        </w:rPr>
-        <w:t xml:space="preserve">{{ </w:t>
-      </w:r>
-      <w:proofErr w:type="spellStart"/>
-      <w:r>
-        <w:rPr>
-          <w:color w:val="000000"/>
-          <w:lang w:val="en-US"/>
-        </w:rPr>
-        <w:t>cliente</w:t>
-      </w:r>
-      <w:proofErr w:type="gramEnd"/>
-      <w:r>
-        <w:rPr>
-          <w:color w:val="000000"/>
-          <w:lang w:val="en-US"/>
-        </w:rPr>
-        <w:t>_</w:t>
-      </w:r>
-      <w:proofErr w:type="gramStart"/>
-      <w:r>
-        <w:rPr>
-          <w:color w:val="000000"/>
-          <w:lang w:val="en-US"/>
-        </w:rPr>
-        <w:t>contacto</w:t>
-      </w:r>
-      <w:proofErr w:type="spellEnd"/>
-      <w:r>
-        <w:rPr>
-          <w:color w:val="000000"/>
-          <w:lang w:val="en-US"/>
-        </w:rPr>
-        <w:t xml:space="preserve"> }</w:t>
-      </w:r>
-      <w:proofErr w:type="gramEnd"/>
-      <w:r>
-        <w:rPr>
-          <w:color w:val="000000"/>
-          <w:lang w:val="en-US"/>
-        </w:rPr>
-        <w:t xml:space="preserve">} </w:t>
-      </w:r>
-      <w:proofErr w:type="spellStart"/>
-      <w:r>
-        <w:rPr>
-          <w:color w:val="000000"/>
-          <w:lang w:val="en-US"/>
-        </w:rPr>
-        <w:t>el</w:t>
-      </w:r>
-      <w:proofErr w:type="spellEnd"/>
-      <w:r>
-        <w:rPr>
-          <w:color w:val="000000"/>
-          <w:lang w:val="en-US"/>
-        </w:rPr>
-        <w:t xml:space="preserve"> </w:t>
-      </w:r>
-      <w:proofErr w:type="gramStart"/>
-      <w:r>
-        <w:rPr>
-          <w:color w:val="000000"/>
-          <w:lang w:val="en-US"/>
-        </w:rPr>
-        <w:t xml:space="preserve">{{ </w:t>
-      </w:r>
-      <w:proofErr w:type="spellStart"/>
-      <w:r>
-        <w:rPr>
-          <w:color w:val="000000"/>
-          <w:lang w:val="en-US"/>
-        </w:rPr>
-        <w:t>fecha</w:t>
-      </w:r>
-      <w:proofErr w:type="spellEnd"/>
-      <w:proofErr w:type="gramEnd"/>
-      <w:r>
-        <w:rPr>
-          <w:color w:val="000000"/>
-          <w:lang w:val="en-US"/>
-        </w:rPr>
-        <w:t xml:space="preserve"> }} (Being duly </w:t>
-      </w:r>
-      <w:proofErr w:type="gramStart"/>
-      <w:r>
-        <w:rPr>
-          <w:color w:val="000000"/>
-          <w:lang w:val="en-US"/>
-        </w:rPr>
-        <w:t>authorize</w:t>
-      </w:r>
-      <w:proofErr w:type="gramEnd"/>
-      <w:r>
-        <w:rPr>
-          <w:color w:val="000000"/>
-          <w:lang w:val="en-US"/>
-        </w:rPr>
-        <w:t xml:space="preserve"> to sign on behalf of the customer)</w:t>
+        <w:t>Firmado por {{ cliente_contacto }} el {{ fecha }} (Being duly authorize to sign on behalf of the customer)</w:t>
       </w:r>
     </w:p>
     <w:p>
@@ -2856,18 +2306,8 @@
         <w:ind w:firstLine="152"/>
       </w:pPr>
       <w:r>
-        <w:t xml:space="preserve">Atlas Copco </w:t>
-      </w:r>
-      <w:proofErr w:type="spellStart"/>
-      <w:r>
-        <w:t>S.</w:t>
-      </w:r>
-      <w:proofErr w:type="gramStart"/>
-      <w:r>
-        <w:t>p.A</w:t>
-      </w:r>
-      <w:proofErr w:type="spellEnd"/>
-      <w:proofErr w:type="gramEnd"/>
+        <w:t>Atlas Copco S.p.A</w:t>
+      </w:r>
       <w:r>
         <w:rPr>
           <w:noProof/>
@@ -3010,41 +2450,14 @@
         </w:rPr>
         <w:t xml:space="preserve">Firmado por </w:t>
       </w:r>
-      <w:proofErr w:type="gramStart"/>
-      <w:r>
-        <w:t>{{ tecnico</w:t>
-      </w:r>
-      <w:proofErr w:type="gramEnd"/>
-      <w:r>
-        <w:t>_</w:t>
-      </w:r>
-      <w:proofErr w:type="gramStart"/>
-      <w:r>
-        <w:t>1 }</w:t>
-      </w:r>
-      <w:proofErr w:type="gramEnd"/>
-      <w:r>
-        <w:t>}</w:t>
+      <w:r>
+        <w:t>{{ tecnico_1 }}</w:t>
       </w:r>
       <w:r>
         <w:rPr>
           <w:color w:val="000000"/>
         </w:rPr>
-        <w:t xml:space="preserve"> el </w:t>
-      </w:r>
-      <w:proofErr w:type="gramStart"/>
-      <w:r>
-        <w:rPr>
-          <w:color w:val="000000"/>
-        </w:rPr>
-        <w:t>{{ fecha</w:t>
-      </w:r>
-      <w:proofErr w:type="gramEnd"/>
-      <w:r>
-        <w:rPr>
-          <w:color w:val="000000"/>
-        </w:rPr>
-        <w:t xml:space="preserve"> }}</w:t>
+        <w:t xml:space="preserve"> el {{ fecha }}</w:t>
       </w:r>
     </w:p>
     <w:p>
